--- a/tests/fixtures/generated/cv.docx
+++ b/tests/fixtures/generated/cv.docx
@@ -271,6 +271,160 @@
                     <w:p>
                       <w:r>
                         <w:t>Contact: jordan@example.com</w:t>
+                      </w:r>
+                    </w:p>
+                  </w:txbxContent>
+                </v:textbox>
+              </v:shape>
+            </w:pict>
+          </mc:Fallback>
+        </mc:AlternateContent>
+      </w:r>
+    </w:p>
+    <w:p>
+      <w:r>
+        <w:t xml:space="preserve">Moved: </w:t>
+      </w:r>
+      <w:moveFrom xmlns:a="http://schemas.openxmlformats.org/drawingml/2006/main" w:id="92" w:author="x" w:date="2026-01-01T00:00:00Z">
+        <w:r>
+          <w:t xml:space="preserve">OldPlace </w:t>
+        </w:r>
+      </w:moveFrom>
+      <w:moveTo xmlns:a="http://schemas.openxmlformats.org/drawingml/2006/main" w:id="93" w:author="x" w:date="2026-01-01T00:00:00Z">
+        <w:r>
+          <w:t>MovedWord</w:t>
+        </w:r>
+      </w:moveTo>
+      <w:r>
+        <w:t xml:space="preserve"> end.</w:t>
+      </w:r>
+    </w:p>
+    <w:p>
+      <w:r>
+        <w:t xml:space="preserve">Rating: </w:t>
+      </w:r>
+      <w:r xmlns:a="http://schemas.openxmlformats.org/drawingml/2006/main">
+        <w:sym w:font="Wingdings" w:char="F0B7"/>
+      </w:r>
+      <w:r>
+        <w:t xml:space="preserve"> 5</w:t>
+      </w:r>
+    </w:p>
+    <w:p>
+      <w:r>
+        <w:t>Nested boxes</w:t>
+      </w:r>
+      <w:r xmlns:a="http://schemas.openxmlformats.org/drawingml/2006/main">
+        <mc:AlternateContent>
+          <mc:Choice Requires="wps">
+            <w:drawing>
+              <wp:anchor>
+                <a:graphic>
+                  <a:graphicData>
+                    <wps:wsp>
+                      <wps:txbx>
+                        <w:txbxContent>
+                          <w:p>
+                            <w:r>
+                              <w:t>Outer box</w:t>
+                            </w:r>
+                            <w:r>
+                              <mc:AlternateContent>
+                                <mc:Choice Requires="wps">
+                                  <w:drawing>
+                                    <wp:anchor>
+                                      <a:graphic>
+                                        <a:graphicData>
+                                          <wps:wsp>
+                                            <wps:txbx>
+                                              <w:txbxContent>
+                                                <w:p>
+                                                  <w:r>
+                                                    <w:t>Inner box</w:t>
+                                                  </w:r>
+                                                </w:p>
+                                              </w:txbxContent>
+                                            </wps:txbx>
+                                          </wps:wsp>
+                                        </a:graphicData>
+                                      </a:graphic>
+                                    </wp:anchor>
+                                  </w:drawing>
+                                </mc:Choice>
+                                <mc:Fallback>
+                                  <w:pict>
+                                    <v:shape>
+                                      <v:textbox>
+                                        <w:txbxContent>
+                                          <w:p>
+                                            <w:r>
+                                              <w:t>Inner box</w:t>
+                                            </w:r>
+                                          </w:p>
+                                        </w:txbxContent>
+                                      </v:textbox>
+                                    </v:shape>
+                                  </w:pict>
+                                </mc:Fallback>
+                              </mc:AlternateContent>
+                            </w:r>
+                          </w:p>
+                        </w:txbxContent>
+                      </wps:txbx>
+                    </wps:wsp>
+                  </a:graphicData>
+                </a:graphic>
+              </wp:anchor>
+            </w:drawing>
+          </mc:Choice>
+          <mc:Fallback>
+            <w:pict>
+              <v:shape>
+                <v:textbox>
+                  <w:txbxContent>
+                    <w:p>
+                      <w:r>
+                        <w:t>Outer box</w:t>
+                      </w:r>
+                      <w:r>
+                        <mc:AlternateContent>
+                          <mc:Choice Requires="wps">
+                            <w:drawing>
+                              <wp:anchor>
+                                <a:graphic>
+                                  <a:graphicData>
+                                    <wps:wsp>
+                                      <wps:txbx>
+                                        <w:txbxContent>
+                                          <w:p>
+                                            <w:r>
+                                              <w:t>Inner box</w:t>
+                                            </w:r>
+                                          </w:p>
+                                        </w:txbxContent>
+                                      </wps:txbx>
+                                    </wps:wsp>
+                                  </a:graphicData>
+                                </a:graphic>
+                              </wp:anchor>
+                            </w:drawing>
+                          </mc:Choice>
+                          <mc:Fallback>
+                            <w:pict>
+                              <v:shape>
+                                <v:textbox>
+                                  <w:txbxContent>
+                                    <w:p>
+                                      <w:r>
+                                        <w:t>Inner box</w:t>
+                                      </w:r>
+                                    </w:p>
+                                  </w:txbxContent>
+                                </v:textbox>
+                              </v:shape>
+                            </w:pict>
+                          </mc:Fallback>
+                        </mc:AlternateContent>
                       </w:r>
                     </w:p>
                   </w:txbxContent>

--- a/tests/fixtures/generated/cv.docx
+++ b/tests/fixtures/generated/cv.docx
@@ -208,6 +208,12 @@
           <w:p>
             <w:r>
               <w:t>8</w:t>
+            </w:r>
+            <w:r xmlns:a="http://schemas.openxmlformats.org/drawingml/2006/main">
+              <w:rPr>
+                <w:rStyle w:val="FootnoteReference"/>
+              </w:rPr>
+              <w:footnoteReference w:id="3"/>
             </w:r>
           </w:p>
         </w:tc>
@@ -447,6 +453,12 @@
       <w:r>
         <w:t>English (native), German (C1)</w:t>
       </w:r>
+      <w:r xmlns:a="http://schemas.openxmlformats.org/drawingml/2006/main">
+        <w:rPr>
+          <w:rStyle w:val="FootnoteReference"/>
+        </w:rPr>
+        <w:footnoteReference w:id="2"/>
+      </w:r>
     </w:p>
     <w:sectPr>
       <w:headerReference w:type="default" r:id="rId9"/>
@@ -496,6 +508,26 @@
       </w:r>
       <w:r>
         <w:t xml:space="preserve"> Measured over 2023.</w:t>
+      </w:r>
+    </w:p>
+  </w:footnote>
+  <w:footnote w:id="2">
+    <w:p>
+      <w:r>
+        <w:footnoteRef/>
+      </w:r>
+      <w:r>
+        <w:t xml:space="preserve"> Certified in 2024.</w:t>
+      </w:r>
+    </w:p>
+  </w:footnote>
+  <w:footnote w:id="3">
+    <w:p>
+      <w:r>
+        <w:footnoteRef/>
+      </w:r>
+      <w:r>
+        <w:t xml:space="preserve"> Since 2016.</w:t>
       </w:r>
     </w:p>
   </w:footnote>
